--- a/Docs_Scrum/Planeación Scrum.docx
+++ b/Docs_Scrum/Planeación Scrum.docx
@@ -1356,21 +1356,61 @@
               <w:right w:w="150" w:type="dxa"/>
             </w:tcMar>
           </w:tcPr>
-          <w:p wp14:textId="77777777">
-            <w:pPr>
-              <w:rPr>
-                <w:rFonts w:ascii="Times New Roman" w:hAnsi="Times New Roman" w:eastAsia="Times New Roman" w:cs="Times New Roman"/>
-                <w:sz w:val="20"/>
-                <w:szCs w:val="20"/>
-              </w:rPr>
-            </w:pPr>
-            <w:r>
-              <w:rPr>
-                <w:rFonts w:ascii="Times New Roman" w:hAnsi="Times New Roman" w:eastAsia="Times New Roman" w:cs="Times New Roman"/>
-                <w:sz w:val="20"/>
-                <w:szCs w:val="20"/>
-              </w:rPr>
-              <w:t>Actualización con roles reales, herramientas confirmadas (Figma, Google Meet) y fechas de cierre de sprints según actas de reunión.</w:t>
+          <w:p wp14:textId="1170A446">
+            <w:pPr>
+              <w:rPr>
+                <w:rFonts w:ascii="Times New Roman" w:hAnsi="Times New Roman" w:eastAsia="Times New Roman" w:cs="Times New Roman"/>
+                <w:sz w:val="20"/>
+                <w:szCs w:val="20"/>
+              </w:rPr>
+            </w:pPr>
+            <w:r>
+              <w:rPr>
+                <w:rFonts w:ascii="Times New Roman" w:hAnsi="Times New Roman" w:eastAsia="Times New Roman" w:cs="Times New Roman"/>
+                <w:sz w:val="20"/>
+                <w:szCs w:val="20"/>
+              </w:rPr>
+              <w:t>Actualización con roles reales, herramientas confirmadas (</w:t>
+            </w:r>
+            <w:r>
+              <w:rPr>
+                <w:rFonts w:ascii="Times New Roman" w:hAnsi="Times New Roman" w:eastAsia="Times New Roman" w:cs="Times New Roman"/>
+                <w:sz w:val="20"/>
+                <w:szCs w:val="20"/>
+              </w:rPr>
+              <w:t>HTML/CSS</w:t>
+            </w:r>
+            <w:r>
+              <w:rPr>
+                <w:rFonts w:ascii="Times New Roman" w:hAnsi="Times New Roman" w:eastAsia="Times New Roman" w:cs="Times New Roman"/>
+                <w:sz w:val="20"/>
+                <w:szCs w:val="20"/>
+              </w:rPr>
+              <w:t xml:space="preserve">, Google Meet) y </w:t>
+            </w:r>
+            <w:r>
+              <w:rPr>
+                <w:rFonts w:ascii="Times New Roman" w:hAnsi="Times New Roman" w:eastAsia="Times New Roman" w:cs="Times New Roman"/>
+                <w:sz w:val="20"/>
+                <w:szCs w:val="20"/>
+              </w:rPr>
+              <w:t xml:space="preserve">fechas de cierre de </w:t>
+            </w:r>
+            <w:r>
+              <w:rPr>
+                <w:rFonts w:ascii="Times New Roman" w:hAnsi="Times New Roman" w:eastAsia="Times New Roman" w:cs="Times New Roman"/>
+                <w:sz w:val="20"/>
+                <w:szCs w:val="20"/>
+              </w:rPr>
+              <w:t>sprints</w:t>
+            </w:r>
+            <w:r>
+              <w:rPr>
+                <w:rFonts w:ascii="Times New Roman" w:hAnsi="Times New Roman" w:eastAsia="Times New Roman" w:cs="Times New Roman"/>
+                <w:sz w:val="20"/>
+                <w:szCs w:val="20"/>
+              </w:rPr>
+              <w:t xml:space="preserve"> según actas de reunión.</w:t>
             </w:r>
           </w:p>
         </w:tc>
@@ -3703,21 +3743,21 @@
               <w:right w:w="150" w:type="dxa"/>
             </w:tcMar>
           </w:tcPr>
-          <w:p wp14:textId="77777777">
-            <w:pPr>
-              <w:rPr>
-                <w:rFonts w:ascii="Times New Roman" w:hAnsi="Times New Roman" w:eastAsia="Times New Roman" w:cs="Times New Roman"/>
-                <w:sz w:val="20"/>
-                <w:szCs w:val="20"/>
-              </w:rPr>
-            </w:pPr>
-            <w:r>
-              <w:rPr>
-                <w:rFonts w:ascii="Times New Roman" w:hAnsi="Times New Roman" w:eastAsia="Times New Roman" w:cs="Times New Roman"/>
-                <w:sz w:val="20"/>
-                <w:szCs w:val="20"/>
-              </w:rPr>
-              <w:t>Figma</w:t>
+          <w:p wp14:textId="7ED71384">
+            <w:pPr>
+              <w:rPr>
+                <w:rFonts w:ascii="Times New Roman" w:hAnsi="Times New Roman" w:eastAsia="Times New Roman" w:cs="Times New Roman"/>
+                <w:sz w:val="20"/>
+                <w:szCs w:val="20"/>
+              </w:rPr>
+            </w:pPr>
+            <w:r>
+              <w:rPr>
+                <w:rFonts w:ascii="Times New Roman" w:hAnsi="Times New Roman" w:eastAsia="Times New Roman" w:cs="Times New Roman"/>
+                <w:sz w:val="20"/>
+                <w:szCs w:val="20"/>
+              </w:rPr>
+              <w:t>HTML/CSS</w:t>
             </w:r>
           </w:p>
         </w:tc>
